--- a/frontend/src/app/behavior/House-System-Proposal.docx
+++ b/frontend/src/app/behavior/House-System-Proposal.docx
@@ -332,10 +332,10 @@
           <w:b/>
           <w:bCs/>
         </w:rPr>
-        <w:t xml:space="preserve">Shared stakes — handled carefully.</w:t>
-      </w:r>
-      <w:r>
-        <w:t xml:space="preserve"> When an incident dips the house total, students feel a healthy </w:t>
+        <w:t xml:space="preserve">Shared stakes, handled carefully.</w:t>
+      </w:r>
+      <w:r>
+        <w:t xml:space="preserve"> A dip in the house total gives students a healthy </w:t>
       </w:r>
       <w:r>
         <w:rPr>
@@ -345,7 +345,7 @@
         <w:t xml:space="preserve">“we're all counting on you”</w:t>
       </w:r>
       <w:r>
-        <w:t xml:space="preserve"> pressure to look out for one another. To keep that constructive rather than turning into blame, we build in safeguards:</w:t>
+        <w:t xml:space="preserve"> nudge to look out for one another — with safeguards so it never turns into blame:</w:t>
       </w:r>
     </w:p>
     <w:p>
@@ -358,14 +358,37 @@
         <w:spacing w:after="60"/>
       </w:pPr>
       <w:r>
-        <w:rPr>
-          <w:b/>
-          <w:bCs/>
-        </w:rPr>
-        <w:t xml:space="preserve">Deductions are never announced by name.</w:t>
-      </w:r>
-      <w:r>
-        <w:t xml:space="preserve"> The house total moves, but the leaderboard never broadcasts who caused a dip.</w:t>
+        <w:t xml:space="preserve">Deductions are </w:t>
+      </w:r>
+      <w:r>
+        <w:rPr>
+          <w:b/>
+          <w:bCs/>
+        </w:rPr>
+        <w:t xml:space="preserve">never announced by name</w:t>
+      </w:r>
+      <w:r>
+        <w:t xml:space="preserve">, and a </w:t>
+      </w:r>
+      <w:r>
+        <w:rPr>
+          <w:b/>
+          <w:bCs/>
+        </w:rPr>
+        <w:t xml:space="preserve">collective streak bonus</w:t>
+      </w:r>
+      <w:r>
+        <w:t xml:space="preserve"> rewards the whole house for clean stretches — so the group rallies </w:t>
+      </w:r>
+      <w:r>
+        <w:rPr>
+          <w:i/>
+          <w:iCs/>
+        </w:rPr>
+        <w:t xml:space="preserve">toward</w:t>
+      </w:r>
+      <w:r>
+        <w:t xml:space="preserve"> good behaviour, not against one student.</w:t>
       </w:r>
     </w:p>
     <w:p>
@@ -378,44 +401,27 @@
         <w:spacing w:after="60"/>
       </w:pPr>
       <w:r>
-        <w:rPr>
-          <w:b/>
-          <w:bCs/>
-        </w:rPr>
-        <w:t xml:space="preserve">A collective streak bonus</w:t>
-      </w:r>
-      <w:r>
-        <w:t xml:space="preserve"> rewards the </w:t>
-      </w:r>
-      <w:r>
-        <w:rPr>
-          <w:i/>
-          <w:iCs/>
-        </w:rPr>
-        <w:t xml:space="preserve">whole</w:t>
-      </w:r>
-      <w:r>
-        <w:t xml:space="preserve"> house for stretches with no incidents — so the group rallies </w:t>
-      </w:r>
-      <w:r>
-        <w:rPr>
-          <w:i/>
-          <w:iCs/>
-        </w:rPr>
-        <w:t xml:space="preserve">toward</w:t>
-      </w:r>
-      <w:r>
-        <w:t xml:space="preserve"> good behaviour, not </w:t>
-      </w:r>
-      <w:r>
-        <w:rPr>
-          <w:i/>
-          <w:iCs/>
-        </w:rPr>
-        <w:t xml:space="preserve">against</w:t>
-      </w:r>
-      <w:r>
-        <w:t xml:space="preserve"> one struggling student.</w:t>
+        <w:t xml:space="preserve">Repeat issues are handled quietly </w:t>
+      </w:r>
+      <w:r>
+        <w:rPr>
+          <w:b/>
+          <w:bCs/>
+        </w:rPr>
+        <w:t xml:space="preserve">1:1 by heads of house</w:t>
+      </w:r>
+      <w:r>
+        <w:t xml:space="preserve">; positive points </w:t>
+      </w:r>
+      <w:r>
+        <w:rPr>
+          <w:b/>
+          <w:bCs/>
+        </w:rPr>
+        <w:t xml:space="preserve">never feed a student's discipline record</w:t>
+      </w:r>
+      <w:r>
+        <w:t xml:space="preserve"> (recognition and discipline stay separate ledgers).</w:t>
       </w:r>
     </w:p>
     <w:p>
@@ -432,50 +438,20 @@
           <w:b/>
           <w:bCs/>
         </w:rPr>
-        <w:t xml:space="preserve">Repeat issues are handled quietly 1:1</w:t>
-      </w:r>
-      <w:r>
-        <w:t xml:space="preserve"> by the heads of house, so a student who's struggling gets support, not a pile-on.</w:t>
-      </w:r>
-    </w:p>
-    <w:p>
-      <w:pPr>
-        <w:pStyle w:val="ListParagraph"/>
-        <w:numPr>
-          <w:ilvl w:val="0"/>
-          <w:numId w:val="2"/>
-        </w:numPr>
-        <w:spacing w:after="60"/>
-      </w:pPr>
-      <w:r>
-        <w:rPr>
-          <w:b/>
-          <w:bCs/>
-        </w:rPr>
-        <w:t xml:space="preserve">Two separate ledgers.</w:t>
-      </w:r>
-      <w:r>
-        <w:t xml:space="preserve"> Incidents can dip the </w:t>
+        <w:t xml:space="preserve">Fair to the individual:</w:t>
+      </w:r>
+      <w:r>
+        <w:t xml:space="preserve"> extreme outliers (high or low) are excluded from the house tally, and the prize carries a transparent, pre-published eligibility floor — so a well-behaved student isn't sunk by housemates, and the trip is </w:t>
       </w:r>
       <w:r>
         <w:rPr>
           <w:i/>
           <w:iCs/>
         </w:rPr>
-        <w:t xml:space="preserve">house score</w:t>
-      </w:r>
-      <w:r>
-        <w:t xml:space="preserve">, but </w:t>
-      </w:r>
-      <w:r>
-        <w:rPr>
-          <w:b/>
-          <w:bCs/>
-        </w:rPr>
-        <w:t xml:space="preserve">positive points never feed a student's discipline/strike record</w:t>
-      </w:r>
-      <w:r>
-        <w:t xml:space="preserve"> — recognition and discipline stay cleanly separate.</w:t>
+        <w:t xml:space="preserve">earned by conduct</w:t>
+      </w:r>
+      <w:r>
+        <w:t xml:space="preserve">, not inherited.</w:t>
       </w:r>
     </w:p>
     <w:p>
@@ -2319,6 +2295,29 @@
       </w:r>
       <w:r>
         <w:t xml:space="preserve"> to parents — no points mentioned, just good news.</w:t>
+      </w:r>
+    </w:p>
+    <w:p>
+      <w:pPr>
+        <w:pStyle w:val="ListParagraph"/>
+        <w:numPr>
+          <w:ilvl w:val="0"/>
+          <w:numId w:val="2"/>
+        </w:numPr>
+        <w:spacing w:after="60"/>
+      </w:pPr>
+      <w:r>
+        <w:t xml:space="preserve">Students can check house standings and the leaderboard any time at </w:t>
+      </w:r>
+      <w:r>
+        <w:rPr>
+          <w:b/>
+          <w:bCs/>
+        </w:rPr>
+        <w:t xml:space="preserve">www.curriculate.net/house</w:t>
+      </w:r>
+      <w:r>
+        <w:t xml:space="preserve">.</w:t>
       </w:r>
     </w:p>
     <w:p>

--- a/frontend/src/app/behavior/House-System-Proposal.docx
+++ b/frontend/src/app/behavior/House-System-Proposal.docx
@@ -2171,10 +2171,80 @@
           <w:b/>
           <w:bCs/>
         </w:rPr>
-        <w:t xml:space="preserve">Add-ons to consider</w:t>
-      </w:r>
-      <w:r>
-        <w:t xml:space="preserve"> (any tier): small monthly incentives for the leading house — free-dress, a treat, extra break — at roughly </w:t>
+        <w:t xml:space="preserve">One-time startup &amp; materials</w:t>
+      </w:r>
+      <w:r>
+        <w:t xml:space="preserve"> (separate from the prize): </w:t>
+      </w:r>
+      <w:r>
+        <w:rPr>
+          <w:b/>
+          <w:bCs/>
+        </w:rPr>
+        <w:t xml:space="preserve">house t-shirts</w:t>
+      </w:r>
+      <w:r>
+        <w:t xml:space="preserve">, one per student in house colours (~180 × $10 ≈ </w:t>
+      </w:r>
+      <w:r>
+        <w:rPr>
+          <w:b/>
+          <w:bCs/>
+        </w:rPr>
+        <w:t xml:space="preserve">$1,800–2,000</w:t>
+      </w:r>
+      <w:r>
+        <w:t xml:space="preserve">); a </w:t>
+      </w:r>
+      <w:r>
+        <w:rPr>
+          <w:b/>
+          <w:bCs/>
+        </w:rPr>
+        <w:t xml:space="preserve">hallway display screen</w:t>
+      </w:r>
+      <w:r>
+        <w:t xml:space="preserve"> — TV + wall mount above the stairwell — at </w:t>
+      </w:r>
+      <w:r>
+        <w:rPr>
+          <w:b/>
+          <w:bCs/>
+        </w:rPr>
+        <w:t xml:space="preserve">~$500</w:t>
+      </w:r>
+      <w:r>
+        <w:t xml:space="preserve">, which needs a power outlet and an internet connection at that spot (worth confirming with facilities); and </w:t>
+      </w:r>
+      <w:r>
+        <w:rPr>
+          <w:b/>
+          <w:bCs/>
+        </w:rPr>
+        <w:t xml:space="preserve">banners, colours &amp; crest printing</w:t>
+      </w:r>
+      <w:r>
+        <w:t xml:space="preserve"> at </w:t>
+      </w:r>
+      <w:r>
+        <w:rPr>
+          <w:b/>
+          <w:bCs/>
+        </w:rPr>
+        <w:t xml:space="preserve">$300–600</w:t>
+      </w:r>
+      <w:r>
+        <w:t xml:space="preserve">. Plus small ongoing </w:t>
+      </w:r>
+      <w:r>
+        <w:rPr>
+          <w:b/>
+          <w:bCs/>
+        </w:rPr>
+        <w:t xml:space="preserve">monthly incentives</w:t>
+      </w:r>
+      <w:r>
+        <w:t xml:space="preserve"> for the leading house (free-dress, a treat, extra break) at roughly </w:t>
       </w:r>
       <w:r>
         <w:rPr>
@@ -2184,17 +2254,7 @@
         <w:t xml:space="preserve">$300–500</w:t>
       </w:r>
       <w:r>
-        <w:t xml:space="preserve"> for the year, plus a one-time </w:t>
-      </w:r>
-      <w:r>
-        <w:rPr>
-          <w:b/>
-          <w:bCs/>
-        </w:rPr>
-        <w:t xml:space="preserve">$300–600</w:t>
-      </w:r>
-      <w:r>
-        <w:t xml:space="preserve"> for banners, colours, and crest printing at launch.</w:t>
+        <w:t xml:space="preserve"> for the year.</w:t>
       </w:r>
     </w:p>
     <w:p>
